--- a/assets/pieces/Соска. Пётр Вяткин 2025.docx
+++ b/assets/pieces/Соска. Пётр Вяткин 2025.docx
@@ -923,259 +923,7 @@
           <w:sz w:val="24"/>
           <w:szCs w:val="24"/>
         </w:rPr>
-        <w:t xml:space="preserve"> ...Да полно их на самом деле. «</w:t>
-      </w:r>
-      <w:proofErr w:type="spellStart"/>
-      <w:r>
-        <w:rPr>
-          <w:rFonts w:ascii="Times New Roman" w:hAnsi="Times New Roman"/>
-          <w:sz w:val="24"/>
-          <w:szCs w:val="24"/>
-        </w:rPr>
-        <w:t>Мадра́ннер</w:t>
-      </w:r>
-      <w:proofErr w:type="spellEnd"/>
-      <w:r>
-        <w:rPr>
-          <w:rFonts w:ascii="Times New Roman" w:hAnsi="Times New Roman"/>
-          <w:sz w:val="24"/>
-          <w:szCs w:val="24"/>
-        </w:rPr>
-        <w:t>», «</w:t>
-      </w:r>
-      <w:proofErr w:type="spellStart"/>
-      <w:r>
-        <w:rPr>
-          <w:rFonts w:ascii="Times New Roman" w:hAnsi="Times New Roman"/>
-          <w:sz w:val="24"/>
-          <w:szCs w:val="24"/>
-        </w:rPr>
-        <w:t>Сноура́ннер</w:t>
-      </w:r>
-      <w:proofErr w:type="spellEnd"/>
-      <w:r>
-        <w:rPr>
-          <w:rFonts w:ascii="Times New Roman" w:hAnsi="Times New Roman"/>
-          <w:sz w:val="24"/>
-          <w:szCs w:val="24"/>
-        </w:rPr>
-        <w:t>» и другие эти от «</w:t>
-      </w:r>
-      <w:proofErr w:type="spellStart"/>
-      <w:r>
-        <w:rPr>
-          <w:rFonts w:ascii="Times New Roman" w:hAnsi="Times New Roman"/>
-          <w:sz w:val="24"/>
-          <w:szCs w:val="24"/>
-        </w:rPr>
-        <w:t>Сэ́йбер</w:t>
-      </w:r>
-      <w:proofErr w:type="spellEnd"/>
-      <w:r>
-        <w:rPr>
-          <w:rFonts w:ascii="Times New Roman" w:hAnsi="Times New Roman"/>
-          <w:sz w:val="24"/>
-          <w:szCs w:val="24"/>
-        </w:rPr>
-        <w:t xml:space="preserve"> </w:t>
-      </w:r>
-      <w:proofErr w:type="spellStart"/>
-      <w:r>
-        <w:rPr>
-          <w:rFonts w:ascii="Times New Roman" w:hAnsi="Times New Roman"/>
-          <w:sz w:val="24"/>
-          <w:szCs w:val="24"/>
-        </w:rPr>
-        <w:t>Интерэ́ктив</w:t>
-      </w:r>
-      <w:proofErr w:type="spellEnd"/>
-      <w:r>
-        <w:rPr>
-          <w:rFonts w:ascii="Times New Roman" w:hAnsi="Times New Roman"/>
-          <w:sz w:val="24"/>
-          <w:szCs w:val="24"/>
-        </w:rPr>
-        <w:t>» про грязюку, но они, понятно, не впрямую, но эстетически — да. Как и вторая «</w:t>
-      </w:r>
-      <w:proofErr w:type="spellStart"/>
-      <w:r>
-        <w:rPr>
-          <w:rFonts w:ascii="Times New Roman" w:hAnsi="Times New Roman"/>
-          <w:sz w:val="24"/>
-          <w:szCs w:val="24"/>
-        </w:rPr>
-        <w:t>Халфа</w:t>
-      </w:r>
-      <w:proofErr w:type="spellEnd"/>
-      <w:r>
-        <w:rPr>
-          <w:rFonts w:ascii="Times New Roman" w:hAnsi="Times New Roman"/>
-          <w:sz w:val="24"/>
-          <w:szCs w:val="24"/>
-        </w:rPr>
-        <w:t>́». Затем однозначно первый «</w:t>
-      </w:r>
-      <w:proofErr w:type="spellStart"/>
-      <w:r>
-        <w:rPr>
-          <w:rFonts w:ascii="Times New Roman" w:hAnsi="Times New Roman"/>
-          <w:sz w:val="24"/>
-          <w:szCs w:val="24"/>
-        </w:rPr>
-        <w:t>Биошо́к</w:t>
-      </w:r>
-      <w:proofErr w:type="spellEnd"/>
-      <w:r>
-        <w:rPr>
-          <w:rFonts w:ascii="Times New Roman" w:hAnsi="Times New Roman"/>
-          <w:sz w:val="24"/>
-          <w:szCs w:val="24"/>
-        </w:rPr>
-        <w:t>», немножко «</w:t>
-      </w:r>
-      <w:proofErr w:type="spellStart"/>
-      <w:r>
-        <w:rPr>
-          <w:rFonts w:ascii="Times New Roman" w:hAnsi="Times New Roman"/>
-          <w:sz w:val="24"/>
-          <w:szCs w:val="24"/>
-        </w:rPr>
-        <w:t>И́нфинит</w:t>
-      </w:r>
-      <w:proofErr w:type="spellEnd"/>
-      <w:r>
-        <w:rPr>
-          <w:rFonts w:ascii="Times New Roman" w:hAnsi="Times New Roman"/>
-          <w:sz w:val="24"/>
-          <w:szCs w:val="24"/>
-        </w:rPr>
-        <w:t>», «</w:t>
-      </w:r>
-      <w:proofErr w:type="spellStart"/>
-      <w:r>
-        <w:rPr>
-          <w:rFonts w:ascii="Times New Roman" w:hAnsi="Times New Roman"/>
-          <w:sz w:val="24"/>
-          <w:szCs w:val="24"/>
-        </w:rPr>
-        <w:t>Дизо́норед</w:t>
-      </w:r>
-      <w:proofErr w:type="spellEnd"/>
-      <w:r>
-        <w:rPr>
-          <w:rFonts w:ascii="Times New Roman" w:hAnsi="Times New Roman"/>
-          <w:sz w:val="24"/>
-          <w:szCs w:val="24"/>
-        </w:rPr>
-        <w:t>» и в целом почти все «</w:t>
-      </w:r>
-      <w:proofErr w:type="spellStart"/>
-      <w:r>
-        <w:rPr>
-          <w:rFonts w:ascii="Times New Roman" w:hAnsi="Times New Roman"/>
-          <w:sz w:val="24"/>
-          <w:szCs w:val="24"/>
-        </w:rPr>
-        <w:t>иммёрсив</w:t>
-      </w:r>
-      <w:proofErr w:type="spellEnd"/>
-      <w:r>
-        <w:rPr>
-          <w:rFonts w:ascii="Times New Roman" w:hAnsi="Times New Roman"/>
-          <w:sz w:val="24"/>
-          <w:szCs w:val="24"/>
-        </w:rPr>
-        <w:t xml:space="preserve"> </w:t>
-      </w:r>
-      <w:proofErr w:type="spellStart"/>
-      <w:r>
-        <w:rPr>
-          <w:rFonts w:ascii="Times New Roman" w:hAnsi="Times New Roman"/>
-          <w:sz w:val="24"/>
-          <w:szCs w:val="24"/>
-        </w:rPr>
-        <w:t>си́мы</w:t>
-      </w:r>
-      <w:proofErr w:type="spellEnd"/>
-      <w:r>
-        <w:rPr>
-          <w:rFonts w:ascii="Times New Roman" w:hAnsi="Times New Roman"/>
-          <w:sz w:val="24"/>
-          <w:szCs w:val="24"/>
-        </w:rPr>
-        <w:t>», за строгим исключением «</w:t>
-      </w:r>
-      <w:proofErr w:type="spellStart"/>
-      <w:r>
-        <w:rPr>
-          <w:rFonts w:ascii="Times New Roman" w:hAnsi="Times New Roman"/>
-          <w:sz w:val="24"/>
-          <w:szCs w:val="24"/>
-        </w:rPr>
-        <w:t>Прэй</w:t>
-      </w:r>
-      <w:proofErr w:type="spellEnd"/>
-      <w:r>
-        <w:rPr>
-          <w:rFonts w:ascii="Times New Roman" w:hAnsi="Times New Roman"/>
-          <w:sz w:val="24"/>
-          <w:szCs w:val="24"/>
-        </w:rPr>
-        <w:t>» четырнадцатого года, где откровенная антисоветчина. Ну и последние «</w:t>
-      </w:r>
-      <w:proofErr w:type="spellStart"/>
-      <w:r>
-        <w:rPr>
-          <w:rFonts w:ascii="Times New Roman" w:hAnsi="Times New Roman"/>
-          <w:sz w:val="24"/>
-          <w:szCs w:val="24"/>
-        </w:rPr>
-        <w:t>Дэ́ус</w:t>
-      </w:r>
-      <w:proofErr w:type="spellEnd"/>
-      <w:r>
-        <w:rPr>
-          <w:rFonts w:ascii="Times New Roman" w:hAnsi="Times New Roman"/>
-          <w:sz w:val="24"/>
-          <w:szCs w:val="24"/>
-        </w:rPr>
-        <w:t xml:space="preserve"> </w:t>
-      </w:r>
-      <w:proofErr w:type="spellStart"/>
-      <w:r>
-        <w:rPr>
-          <w:rFonts w:ascii="Times New Roman" w:hAnsi="Times New Roman"/>
-          <w:sz w:val="24"/>
-          <w:szCs w:val="24"/>
-        </w:rPr>
-        <w:t>Э́ксы</w:t>
-      </w:r>
-      <w:proofErr w:type="spellEnd"/>
-      <w:r>
-        <w:rPr>
-          <w:rFonts w:ascii="Times New Roman" w:hAnsi="Times New Roman"/>
-          <w:sz w:val="24"/>
-          <w:szCs w:val="24"/>
-        </w:rPr>
-        <w:t xml:space="preserve">» мимо, там тоже такая </w:t>
-      </w:r>
-      <w:proofErr w:type="spellStart"/>
-      <w:r>
-        <w:rPr>
-          <w:rFonts w:ascii="Times New Roman" w:hAnsi="Times New Roman"/>
-          <w:sz w:val="24"/>
-          <w:szCs w:val="24"/>
-        </w:rPr>
-        <w:t>чепухотина</w:t>
-      </w:r>
-      <w:proofErr w:type="spellEnd"/>
-      <w:r>
-        <w:rPr>
-          <w:rFonts w:ascii="Times New Roman" w:hAnsi="Times New Roman"/>
-          <w:sz w:val="24"/>
-          <w:szCs w:val="24"/>
-        </w:rPr>
-        <w:t xml:space="preserve"> в лоре прям прописана, уф!..</w:t>
+        <w:t xml:space="preserve"> ...Да полно их на самом деле. «Мадра́ннер», «Сноура́ннер» и другие эти от «Сэ́йбер Интерэ́ктив» про грязюку, но они, понятно, не впрямую, но эстетически — да. Как и вторая «Халфа́». Затем однозначно первый «Биошо́к», немножко «И́нфинит», «Дизо́норед» и в целом почти все «иммёрсив си́мы», за строгим исключением «Прэй» четырнадцатого года, где откровенная антисоветчина. Ну и последние «Дэ́ус Э́ксы» мимо, там тоже такая чепухотина в лоре прям прописана, уф!..</w:t>
       </w:r>
     </w:p>
     <w:p>
@@ -1228,107 +976,7 @@
           <w:sz w:val="24"/>
           <w:szCs w:val="24"/>
         </w:rPr>
-        <w:t xml:space="preserve"> Ага. «</w:t>
-      </w:r>
-      <w:proofErr w:type="spellStart"/>
-      <w:r>
-        <w:rPr>
-          <w:rFonts w:ascii="Times New Roman" w:hAnsi="Times New Roman"/>
-          <w:sz w:val="24"/>
-          <w:szCs w:val="24"/>
-        </w:rPr>
-        <w:t>Во́ркерс</w:t>
-      </w:r>
-      <w:proofErr w:type="spellEnd"/>
-      <w:r>
-        <w:rPr>
-          <w:rFonts w:ascii="Times New Roman" w:hAnsi="Times New Roman"/>
-          <w:sz w:val="24"/>
-          <w:szCs w:val="24"/>
-        </w:rPr>
-        <w:t xml:space="preserve"> энд </w:t>
-      </w:r>
-      <w:proofErr w:type="spellStart"/>
-      <w:r>
-        <w:rPr>
-          <w:rFonts w:ascii="Times New Roman" w:hAnsi="Times New Roman"/>
-          <w:sz w:val="24"/>
-          <w:szCs w:val="24"/>
-        </w:rPr>
-        <w:t>Ресо́рсес</w:t>
-      </w:r>
-      <w:proofErr w:type="spellEnd"/>
-      <w:r>
-        <w:rPr>
-          <w:rFonts w:ascii="Times New Roman" w:hAnsi="Times New Roman"/>
-          <w:sz w:val="24"/>
-          <w:szCs w:val="24"/>
-        </w:rPr>
-        <w:t xml:space="preserve">: </w:t>
-      </w:r>
-      <w:proofErr w:type="spellStart"/>
-      <w:r>
-        <w:rPr>
-          <w:rFonts w:ascii="Times New Roman" w:hAnsi="Times New Roman"/>
-          <w:sz w:val="24"/>
-          <w:szCs w:val="24"/>
-        </w:rPr>
-        <w:t>Со́вьет</w:t>
-      </w:r>
-      <w:proofErr w:type="spellEnd"/>
-      <w:r>
-        <w:rPr>
-          <w:rFonts w:ascii="Times New Roman" w:hAnsi="Times New Roman"/>
-          <w:sz w:val="24"/>
-          <w:szCs w:val="24"/>
-        </w:rPr>
-        <w:t xml:space="preserve"> </w:t>
-      </w:r>
-      <w:proofErr w:type="spellStart"/>
-      <w:r>
-        <w:rPr>
-          <w:rFonts w:ascii="Times New Roman" w:hAnsi="Times New Roman"/>
-          <w:sz w:val="24"/>
-          <w:szCs w:val="24"/>
-        </w:rPr>
-        <w:t>Репа́блик</w:t>
-      </w:r>
-      <w:proofErr w:type="spellEnd"/>
-      <w:r>
-        <w:rPr>
-          <w:rFonts w:ascii="Times New Roman" w:hAnsi="Times New Roman"/>
-          <w:sz w:val="24"/>
-          <w:szCs w:val="24"/>
-        </w:rPr>
-        <w:t>» — самая яркая и самая смелая. Правда, они в своё время нехило кукарекнули с первым «</w:t>
-      </w:r>
-      <w:proofErr w:type="spellStart"/>
-      <w:proofErr w:type="gramStart"/>
-      <w:r>
-        <w:rPr>
-          <w:rFonts w:ascii="Times New Roman" w:hAnsi="Times New Roman"/>
-          <w:sz w:val="24"/>
-          <w:szCs w:val="24"/>
-        </w:rPr>
-        <w:t>диэлси</w:t>
-      </w:r>
-      <w:proofErr w:type="spellEnd"/>
-      <w:r>
-        <w:rPr>
-          <w:rFonts w:ascii="Times New Roman" w:hAnsi="Times New Roman"/>
-          <w:sz w:val="24"/>
-          <w:szCs w:val="24"/>
-        </w:rPr>
-        <w:t>́»...</w:t>
-      </w:r>
-      <w:proofErr w:type="gramEnd"/>
-      <w:r>
-        <w:rPr>
-          <w:rFonts w:ascii="Times New Roman" w:hAnsi="Times New Roman"/>
-          <w:sz w:val="24"/>
-          <w:szCs w:val="24"/>
-        </w:rPr>
-        <w:t xml:space="preserve"> Ты ей не будешь помогать?</w:t>
+        <w:t xml:space="preserve"> Ага. «Во́ркерс энд Ресо́рсес: Со́вьет Репа́блик» — самая яркая и самая смелая. Правда, они в своё время нехило кукарекнули с первым «диэлси́»... Ты ей не будешь помогать?</w:t>
       </w:r>
     </w:p>
     <w:p>
@@ -1399,205 +1047,7 @@
           <w:sz w:val="24"/>
           <w:szCs w:val="24"/>
         </w:rPr>
-        <w:t xml:space="preserve"> Ага. Значит, понятно, про Великую Отечественную: «</w:t>
-      </w:r>
-      <w:proofErr w:type="spellStart"/>
-      <w:r>
-        <w:rPr>
-          <w:rFonts w:ascii="Times New Roman" w:hAnsi="Times New Roman"/>
-          <w:sz w:val="24"/>
-          <w:szCs w:val="24"/>
-        </w:rPr>
-        <w:t>Са́йлент</w:t>
-      </w:r>
-      <w:proofErr w:type="spellEnd"/>
-      <w:r>
-        <w:rPr>
-          <w:rFonts w:ascii="Times New Roman" w:hAnsi="Times New Roman"/>
-          <w:sz w:val="24"/>
-          <w:szCs w:val="24"/>
-        </w:rPr>
-        <w:t xml:space="preserve"> </w:t>
-      </w:r>
-      <w:proofErr w:type="spellStart"/>
-      <w:r>
-        <w:rPr>
-          <w:rFonts w:ascii="Times New Roman" w:hAnsi="Times New Roman"/>
-          <w:sz w:val="24"/>
-          <w:szCs w:val="24"/>
-        </w:rPr>
-        <w:t>Сторм</w:t>
-      </w:r>
-      <w:proofErr w:type="spellEnd"/>
-      <w:r>
-        <w:rPr>
-          <w:rFonts w:ascii="Times New Roman" w:hAnsi="Times New Roman"/>
-          <w:sz w:val="24"/>
-          <w:szCs w:val="24"/>
-        </w:rPr>
-        <w:t>», хотя и там чуть намазано, «Смерть шпионам», «Партизаны», «Диверсанты», «</w:t>
-      </w:r>
-      <w:proofErr w:type="spellStart"/>
-      <w:r>
-        <w:rPr>
-          <w:rFonts w:ascii="Times New Roman" w:hAnsi="Times New Roman"/>
-          <w:sz w:val="24"/>
-          <w:szCs w:val="24"/>
-        </w:rPr>
-        <w:t>Комма́ндос</w:t>
-      </w:r>
-      <w:proofErr w:type="spellEnd"/>
-      <w:r>
-        <w:rPr>
-          <w:rFonts w:ascii="Times New Roman" w:hAnsi="Times New Roman"/>
-          <w:sz w:val="24"/>
-          <w:szCs w:val="24"/>
-        </w:rPr>
-        <w:t xml:space="preserve">»; а, «Ред </w:t>
-      </w:r>
-      <w:proofErr w:type="spellStart"/>
-      <w:r>
-        <w:rPr>
-          <w:rFonts w:ascii="Times New Roman" w:hAnsi="Times New Roman"/>
-          <w:sz w:val="24"/>
-          <w:szCs w:val="24"/>
-        </w:rPr>
-        <w:t>А́лерт</w:t>
-      </w:r>
-      <w:proofErr w:type="spellEnd"/>
-      <w:r>
-        <w:rPr>
-          <w:rFonts w:ascii="Times New Roman" w:hAnsi="Times New Roman"/>
-          <w:sz w:val="24"/>
-          <w:szCs w:val="24"/>
-        </w:rPr>
-        <w:t xml:space="preserve">» ещё </w:t>
-      </w:r>
-      <w:proofErr w:type="spellStart"/>
-      <w:r>
-        <w:rPr>
-          <w:rFonts w:ascii="Times New Roman" w:hAnsi="Times New Roman"/>
-          <w:sz w:val="24"/>
-          <w:szCs w:val="24"/>
-        </w:rPr>
-        <w:t>поугарать</w:t>
-      </w:r>
-      <w:proofErr w:type="spellEnd"/>
-      <w:r>
-        <w:rPr>
-          <w:rFonts w:ascii="Times New Roman" w:hAnsi="Times New Roman"/>
-          <w:sz w:val="24"/>
-          <w:szCs w:val="24"/>
-        </w:rPr>
-        <w:t>, немножко «</w:t>
-      </w:r>
-      <w:proofErr w:type="spellStart"/>
-      <w:r>
-        <w:rPr>
-          <w:rFonts w:ascii="Times New Roman" w:hAnsi="Times New Roman"/>
-          <w:sz w:val="24"/>
-          <w:szCs w:val="24"/>
-        </w:rPr>
-        <w:t>Ку́жлевка</w:t>
-      </w:r>
-      <w:proofErr w:type="spellEnd"/>
-      <w:r>
-        <w:rPr>
-          <w:rFonts w:ascii="Times New Roman" w:hAnsi="Times New Roman"/>
-          <w:sz w:val="24"/>
-          <w:szCs w:val="24"/>
-        </w:rPr>
-        <w:t>», потом «</w:t>
-      </w:r>
-      <w:proofErr w:type="spellStart"/>
-      <w:r>
-        <w:rPr>
-          <w:rFonts w:ascii="Times New Roman" w:hAnsi="Times New Roman"/>
-          <w:sz w:val="24"/>
-          <w:szCs w:val="24"/>
-        </w:rPr>
-        <w:t>Зе</w:t>
-      </w:r>
-      <w:proofErr w:type="spellEnd"/>
-      <w:r>
-        <w:rPr>
-          <w:rFonts w:ascii="Times New Roman" w:hAnsi="Times New Roman"/>
-          <w:sz w:val="24"/>
-          <w:szCs w:val="24"/>
-        </w:rPr>
-        <w:t xml:space="preserve"> Ласт </w:t>
-      </w:r>
-      <w:proofErr w:type="spellStart"/>
-      <w:r>
-        <w:rPr>
-          <w:rFonts w:ascii="Times New Roman" w:hAnsi="Times New Roman"/>
-          <w:sz w:val="24"/>
-          <w:szCs w:val="24"/>
-        </w:rPr>
-        <w:t>Воркер</w:t>
-      </w:r>
-      <w:proofErr w:type="spellEnd"/>
-      <w:r>
-        <w:rPr>
-          <w:rFonts w:ascii="Times New Roman" w:hAnsi="Times New Roman"/>
-          <w:sz w:val="24"/>
-          <w:szCs w:val="24"/>
-        </w:rPr>
-        <w:t>», «</w:t>
-      </w:r>
-      <w:proofErr w:type="spellStart"/>
-      <w:r>
-        <w:rPr>
-          <w:rFonts w:ascii="Times New Roman" w:hAnsi="Times New Roman"/>
-          <w:sz w:val="24"/>
-          <w:szCs w:val="24"/>
-        </w:rPr>
-        <w:t>Пэ́йперс</w:t>
-      </w:r>
-      <w:proofErr w:type="spellEnd"/>
-      <w:r>
-        <w:rPr>
-          <w:rFonts w:ascii="Times New Roman" w:hAnsi="Times New Roman"/>
-          <w:sz w:val="24"/>
-          <w:szCs w:val="24"/>
-        </w:rPr>
-        <w:t xml:space="preserve"> Плиз», «Грим Фанданго», в целом всё остальное </w:t>
-      </w:r>
-      <w:proofErr w:type="spellStart"/>
-      <w:r>
-        <w:rPr>
-          <w:rFonts w:ascii="Times New Roman" w:hAnsi="Times New Roman"/>
-          <w:sz w:val="24"/>
-          <w:szCs w:val="24"/>
-        </w:rPr>
-        <w:t>нуарное</w:t>
-      </w:r>
-      <w:proofErr w:type="spellEnd"/>
-      <w:r>
-        <w:rPr>
-          <w:rFonts w:ascii="Times New Roman" w:hAnsi="Times New Roman"/>
-          <w:sz w:val="24"/>
-          <w:szCs w:val="24"/>
-        </w:rPr>
-        <w:t xml:space="preserve"> и </w:t>
-      </w:r>
-      <w:proofErr w:type="spellStart"/>
-      <w:r>
-        <w:rPr>
-          <w:rFonts w:ascii="Times New Roman" w:hAnsi="Times New Roman"/>
-          <w:sz w:val="24"/>
-          <w:szCs w:val="24"/>
-        </w:rPr>
-        <w:t>киберпанковое</w:t>
-      </w:r>
-      <w:proofErr w:type="spellEnd"/>
-      <w:r>
-        <w:rPr>
-          <w:rFonts w:ascii="Times New Roman" w:hAnsi="Times New Roman"/>
-          <w:sz w:val="24"/>
-          <w:szCs w:val="24"/>
-        </w:rPr>
-        <w:t>, как режим обличающее; да, и, конечно, «Диско Элизиум».</w:t>
+        <w:t xml:space="preserve"> Ага. Значит, понятно, про Великую Отечественную: «Са́йлент Сторм», хотя и там чуть намазано, «Смерть шпионам», «Партизаны», «Диверсанты», «Комма́ндос»; а, «Ред А́лерт» ещё поугарать, немножко «Ку́жлевка», потом «Зе Ласт Воркер», «Пэ́йперс Плиз», «Грим Фанданго», в целом всё остальное нуарное и киберпанковое, как режим обличающее; да, и, конечно, «Диско Элизиум».</w:t>
       </w:r>
     </w:p>
     <w:p>
@@ -1769,25 +1219,7 @@
           <w:sz w:val="24"/>
           <w:szCs w:val="24"/>
         </w:rPr>
-        <w:t xml:space="preserve"> Первое же </w:t>
-      </w:r>
-      <w:proofErr w:type="spellStart"/>
-      <w:r>
-        <w:rPr>
-          <w:rFonts w:ascii="Times New Roman" w:hAnsi="Times New Roman"/>
-          <w:sz w:val="24"/>
-          <w:szCs w:val="24"/>
-        </w:rPr>
-        <w:t>матное</w:t>
-      </w:r>
-      <w:proofErr w:type="spellEnd"/>
-      <w:r>
-        <w:rPr>
-          <w:rFonts w:ascii="Times New Roman" w:hAnsi="Times New Roman"/>
-          <w:sz w:val="24"/>
-          <w:szCs w:val="24"/>
-        </w:rPr>
-        <w:t xml:space="preserve"> слово здесь, и я использую трость строго не по назначению.</w:t>
+        <w:t xml:space="preserve"> Первое же матное слово здесь, и я использую трость строго не по назначению.</w:t>
       </w:r>
     </w:p>
     <w:p>
@@ -1839,133 +1271,7 @@
           <w:sz w:val="24"/>
           <w:szCs w:val="24"/>
         </w:rPr>
-        <w:t xml:space="preserve"> Да... И их всё больше, индустрия всё смелее, благодаря «</w:t>
-      </w:r>
-      <w:proofErr w:type="spellStart"/>
-      <w:r>
-        <w:rPr>
-          <w:rFonts w:ascii="Times New Roman" w:hAnsi="Times New Roman"/>
-          <w:sz w:val="24"/>
-          <w:szCs w:val="24"/>
-        </w:rPr>
-        <w:t>трипл</w:t>
-      </w:r>
-      <w:proofErr w:type="spellEnd"/>
-      <w:r>
-        <w:rPr>
-          <w:rFonts w:ascii="Times New Roman" w:hAnsi="Times New Roman"/>
-          <w:sz w:val="24"/>
-          <w:szCs w:val="24"/>
-        </w:rPr>
-        <w:t xml:space="preserve">-эй» кризису, и логично отпочковавшемуся от него </w:t>
-      </w:r>
-      <w:proofErr w:type="spellStart"/>
-      <w:r>
-        <w:rPr>
-          <w:rFonts w:ascii="Times New Roman" w:hAnsi="Times New Roman"/>
-          <w:sz w:val="24"/>
-          <w:szCs w:val="24"/>
-        </w:rPr>
-        <w:t>уродливенькому</w:t>
-      </w:r>
-      <w:proofErr w:type="spellEnd"/>
-      <w:r>
-        <w:rPr>
-          <w:rFonts w:ascii="Times New Roman" w:hAnsi="Times New Roman"/>
-          <w:sz w:val="24"/>
-          <w:szCs w:val="24"/>
-        </w:rPr>
-        <w:t xml:space="preserve"> «</w:t>
-      </w:r>
-      <w:proofErr w:type="spellStart"/>
-      <w:r>
-        <w:rPr>
-          <w:rFonts w:ascii="Times New Roman" w:hAnsi="Times New Roman"/>
-          <w:sz w:val="24"/>
-          <w:szCs w:val="24"/>
-        </w:rPr>
-        <w:t>квадри́пл-эй</w:t>
-      </w:r>
-      <w:proofErr w:type="spellEnd"/>
-      <w:r>
-        <w:rPr>
-          <w:rFonts w:ascii="Times New Roman" w:hAnsi="Times New Roman"/>
-          <w:sz w:val="24"/>
-          <w:szCs w:val="24"/>
-        </w:rPr>
-        <w:t>» кризису... Да даже «</w:t>
-      </w:r>
-      <w:proofErr w:type="spellStart"/>
-      <w:r>
-        <w:rPr>
-          <w:rFonts w:ascii="Times New Roman" w:hAnsi="Times New Roman"/>
-          <w:sz w:val="24"/>
-          <w:szCs w:val="24"/>
-        </w:rPr>
-        <w:t>Колда</w:t>
-      </w:r>
-      <w:proofErr w:type="spellEnd"/>
-      <w:r>
-        <w:rPr>
-          <w:rFonts w:ascii="Times New Roman" w:hAnsi="Times New Roman"/>
-          <w:sz w:val="24"/>
-          <w:szCs w:val="24"/>
-        </w:rPr>
-        <w:t xml:space="preserve">́» двадцатого года — уж что может быть </w:t>
-      </w:r>
-      <w:proofErr w:type="spellStart"/>
-      <w:r>
-        <w:rPr>
-          <w:rFonts w:ascii="Times New Roman" w:hAnsi="Times New Roman"/>
-          <w:sz w:val="24"/>
-          <w:szCs w:val="24"/>
-        </w:rPr>
-        <w:t>клюквеннее</w:t>
-      </w:r>
-      <w:proofErr w:type="spellEnd"/>
-      <w:r>
-        <w:rPr>
-          <w:rFonts w:ascii="Times New Roman" w:hAnsi="Times New Roman"/>
-          <w:sz w:val="24"/>
-          <w:szCs w:val="24"/>
-        </w:rPr>
-        <w:t xml:space="preserve"> «</w:t>
-      </w:r>
-      <w:proofErr w:type="spellStart"/>
-      <w:r>
-        <w:rPr>
-          <w:rFonts w:ascii="Times New Roman" w:hAnsi="Times New Roman"/>
-          <w:sz w:val="24"/>
-          <w:szCs w:val="24"/>
-        </w:rPr>
-        <w:t>Колды</w:t>
-      </w:r>
-      <w:proofErr w:type="spellEnd"/>
-      <w:r>
-        <w:rPr>
-          <w:rFonts w:ascii="Times New Roman" w:hAnsi="Times New Roman"/>
-          <w:sz w:val="24"/>
-          <w:szCs w:val="24"/>
-        </w:rPr>
-        <w:t xml:space="preserve">́», а и там есть красная концовка, притом положительная, в отличие от звёздно-полосатой концовки, где </w:t>
-      </w:r>
-      <w:proofErr w:type="spellStart"/>
-      <w:r>
-        <w:rPr>
-          <w:rFonts w:ascii="Times New Roman" w:hAnsi="Times New Roman"/>
-          <w:sz w:val="24"/>
-          <w:szCs w:val="24"/>
-        </w:rPr>
-        <w:t>главгероя</w:t>
-      </w:r>
-      <w:proofErr w:type="spellEnd"/>
-      <w:r>
-        <w:rPr>
-          <w:rFonts w:ascii="Times New Roman" w:hAnsi="Times New Roman"/>
-          <w:sz w:val="24"/>
-          <w:szCs w:val="24"/>
-        </w:rPr>
-        <w:t xml:space="preserve"> убивают его же начальники после успешного выполнения задания... Так что да, я отчётливо вижу </w:t>
+        <w:t xml:space="preserve"> Да... И их всё больше, индустрия всё смелее, благодаря «трипл-эй» кризису, и логично отпочковавшемуся от него уродливенькому «квадри́пл-эй» кризису... Да даже «Колда́» двадцатого года — уж что может быть клюквеннее «Колды́», а и там есть красная концовка, притом положительная, в отличие от звёздно-полосатой концовки, где главгероя убивают его же начальники после успешного выполнения задания... Так что да, я отчётливо вижу </w:t>
       </w:r>
       <w:r>
         <w:rPr>
@@ -1974,43 +1280,7 @@
           <w:szCs w:val="24"/>
         </w:rPr>
         <w:lastRenderedPageBreak/>
-        <w:t>прогрессивные тенденции... А ты что думаешь? Я слышал, ты с мальчиками обсуждал революционную роль ансамбля «</w:t>
-      </w:r>
-      <w:proofErr w:type="spellStart"/>
-      <w:r>
-        <w:rPr>
-          <w:rFonts w:ascii="Times New Roman" w:hAnsi="Times New Roman"/>
-          <w:sz w:val="24"/>
-          <w:szCs w:val="24"/>
-        </w:rPr>
-        <w:t>Лимп</w:t>
-      </w:r>
-      <w:proofErr w:type="spellEnd"/>
-      <w:r>
-        <w:rPr>
-          <w:rFonts w:ascii="Times New Roman" w:hAnsi="Times New Roman"/>
-          <w:sz w:val="24"/>
-          <w:szCs w:val="24"/>
-        </w:rPr>
-        <w:t xml:space="preserve"> </w:t>
-      </w:r>
-      <w:proofErr w:type="spellStart"/>
-      <w:r>
-        <w:rPr>
-          <w:rFonts w:ascii="Times New Roman" w:hAnsi="Times New Roman"/>
-          <w:sz w:val="24"/>
-          <w:szCs w:val="24"/>
-        </w:rPr>
-        <w:t>Бизкит</w:t>
-      </w:r>
-      <w:proofErr w:type="spellEnd"/>
-      <w:r>
-        <w:rPr>
-          <w:rFonts w:ascii="Times New Roman" w:hAnsi="Times New Roman"/>
-          <w:sz w:val="24"/>
-          <w:szCs w:val="24"/>
-        </w:rPr>
-        <w:t>» в истории развития рэпа, и у меня есть к тебе дискуссионные вопросы на этот счёт.</w:t>
+        <w:t>прогрессивные тенденции... А ты что думаешь? Я слышал, ты с мальчиками обсуждал революционную роль ансамбля «Лимп Бизкит» в истории развития рэпа, и у меня есть к тебе дискуссионные вопросы на этот счёт.</w:t>
       </w:r>
     </w:p>
     <w:p>
@@ -2037,25 +1307,7 @@
           <w:sz w:val="24"/>
           <w:szCs w:val="24"/>
         </w:rPr>
-        <w:t xml:space="preserve"> Да, у меня с «</w:t>
-      </w:r>
-      <w:proofErr w:type="spellStart"/>
-      <w:r>
-        <w:rPr>
-          <w:rFonts w:ascii="Times New Roman" w:hAnsi="Times New Roman"/>
-          <w:sz w:val="24"/>
-          <w:szCs w:val="24"/>
-        </w:rPr>
-        <w:t>Лимпа́ми</w:t>
-      </w:r>
-      <w:proofErr w:type="spellEnd"/>
-      <w:r>
-        <w:rPr>
-          <w:rFonts w:ascii="Times New Roman" w:hAnsi="Times New Roman"/>
-          <w:sz w:val="24"/>
-          <w:szCs w:val="24"/>
-        </w:rPr>
-        <w:t>» много общего. Они, как и я, — полный отстой...</w:t>
+        <w:t xml:space="preserve"> Да, у меня с «Лимпа́ми» много общего. Они, как и я, — полный отстой...</w:t>
       </w:r>
     </w:p>
     <w:p>
@@ -2505,25 +1757,7 @@
           <w:sz w:val="24"/>
           <w:szCs w:val="24"/>
         </w:rPr>
-        <w:t xml:space="preserve"> Дед, </w:t>
-      </w:r>
-      <w:proofErr w:type="gramStart"/>
-      <w:r>
-        <w:rPr>
-          <w:rFonts w:ascii="Times New Roman" w:hAnsi="Times New Roman"/>
-          <w:sz w:val="24"/>
-          <w:szCs w:val="24"/>
-        </w:rPr>
-        <w:t>а</w:t>
-      </w:r>
-      <w:proofErr w:type="gramEnd"/>
-      <w:r>
-        <w:rPr>
-          <w:rFonts w:ascii="Times New Roman" w:hAnsi="Times New Roman"/>
-          <w:sz w:val="24"/>
-          <w:szCs w:val="24"/>
-        </w:rPr>
-        <w:t xml:space="preserve"> Ба дома?</w:t>
+        <w:t xml:space="preserve"> Дед, а Ба дома?</w:t>
       </w:r>
     </w:p>
     <w:p>
@@ -3627,43 +2861,7 @@
           <w:sz w:val="24"/>
           <w:szCs w:val="24"/>
         </w:rPr>
-        <w:t xml:space="preserve"> Такое бывало. Серёгу </w:t>
-      </w:r>
-      <w:proofErr w:type="spellStart"/>
-      <w:r>
-        <w:rPr>
-          <w:rFonts w:ascii="Times New Roman" w:hAnsi="Times New Roman"/>
-          <w:sz w:val="24"/>
-          <w:szCs w:val="24"/>
-        </w:rPr>
-        <w:t>Шумова</w:t>
-      </w:r>
-      <w:proofErr w:type="spellEnd"/>
-      <w:r>
-        <w:rPr>
-          <w:rFonts w:ascii="Times New Roman" w:hAnsi="Times New Roman"/>
-          <w:sz w:val="24"/>
-          <w:szCs w:val="24"/>
-        </w:rPr>
-        <w:t xml:space="preserve"> знаешь? Видела его стрёмный вмятый нос? Он вот не послушался и </w:t>
-      </w:r>
-      <w:proofErr w:type="spellStart"/>
-      <w:r>
-        <w:rPr>
-          <w:rFonts w:ascii="Times New Roman" w:hAnsi="Times New Roman"/>
-          <w:sz w:val="24"/>
-          <w:szCs w:val="24"/>
-        </w:rPr>
-        <w:t>матюкнулся</w:t>
-      </w:r>
-      <w:proofErr w:type="spellEnd"/>
-      <w:r>
-        <w:rPr>
-          <w:rFonts w:ascii="Times New Roman" w:hAnsi="Times New Roman"/>
-          <w:sz w:val="24"/>
-          <w:szCs w:val="24"/>
-        </w:rPr>
-        <w:t>...</w:t>
+        <w:t xml:space="preserve"> Такое бывало. Серёгу Шумова знаешь? Видела его стрёмный вмятый нос? Он вот не послушался и матюкнулся...</w:t>
       </w:r>
     </w:p>
     <w:p>
@@ -4531,25 +3729,7 @@
           <w:sz w:val="24"/>
           <w:szCs w:val="24"/>
         </w:rPr>
-        <w:t xml:space="preserve"> Да, хотим — за </w:t>
-      </w:r>
-      <w:proofErr w:type="spellStart"/>
-      <w:r>
-        <w:rPr>
-          <w:rFonts w:ascii="Times New Roman" w:hAnsi="Times New Roman"/>
-          <w:sz w:val="24"/>
-          <w:szCs w:val="24"/>
-        </w:rPr>
-        <w:t>не́й</w:t>
-      </w:r>
-      <w:proofErr w:type="spellEnd"/>
-      <w:r>
-        <w:rPr>
-          <w:rFonts w:ascii="Times New Roman" w:hAnsi="Times New Roman"/>
-          <w:sz w:val="24"/>
-          <w:szCs w:val="24"/>
-        </w:rPr>
-        <w:t xml:space="preserve"> следим, захотим — за вами будем следить. Вам-то что?</w:t>
+        <w:t xml:space="preserve"> Да, хотим — за не́й следим, захотим — за вами будем следить. Вам-то что?</w:t>
       </w:r>
     </w:p>
     <w:p>
@@ -6565,7 +5745,39 @@
           <w:sz w:val="24"/>
           <w:szCs w:val="24"/>
         </w:rPr>
-        <w:t xml:space="preserve"> Здорова, пацаны. Где беспредел?</w:t>
+        <w:t xml:space="preserve"> Здоро</w:t>
+      </w:r>
+      <w:r>
+        <w:rPr>
+          <w:rFonts w:ascii="Times New Roman" w:hAnsi="Times New Roman"/>
+          <w:sz w:val="24"/>
+          <w:szCs w:val="24"/>
+        </w:rPr>
+        <w:t>́</w:t>
+      </w:r>
+      <w:r>
+        <w:rPr>
+          <w:rFonts w:ascii="Times New Roman" w:hAnsi="Times New Roman"/>
+          <w:sz w:val="24"/>
+          <w:szCs w:val="24"/>
+        </w:rPr>
+        <w:t>в</w:t>
+      </w:r>
+      <w:r>
+        <w:rPr>
+          <w:rFonts w:ascii="Times New Roman" w:hAnsi="Times New Roman"/>
+          <w:sz w:val="24"/>
+          <w:szCs w:val="24"/>
+        </w:rPr>
+        <w:t>о</w:t>
+      </w:r>
+      <w:r>
+        <w:rPr>
+          <w:rFonts w:ascii="Times New Roman" w:hAnsi="Times New Roman"/>
+          <w:sz w:val="24"/>
+          <w:szCs w:val="24"/>
+        </w:rPr>
+        <w:t>, пацаны. Где беспредел?</w:t>
       </w:r>
     </w:p>
     <w:p>
@@ -7959,25 +7171,7 @@
           <w:sz w:val="24"/>
           <w:szCs w:val="24"/>
         </w:rPr>
-        <w:t xml:space="preserve"> Не ведись, Дудка, он так провоцирует, он с Шумом </w:t>
-      </w:r>
-      <w:proofErr w:type="gramStart"/>
-      <w:r>
-        <w:rPr>
-          <w:rFonts w:ascii="Times New Roman" w:hAnsi="Times New Roman"/>
-          <w:sz w:val="24"/>
-          <w:szCs w:val="24"/>
-        </w:rPr>
-        <w:t>знаешь</w:t>
-      </w:r>
-      <w:proofErr w:type="gramEnd"/>
-      <w:r>
-        <w:rPr>
-          <w:rFonts w:ascii="Times New Roman" w:hAnsi="Times New Roman"/>
-          <w:sz w:val="24"/>
-          <w:szCs w:val="24"/>
-        </w:rPr>
-        <w:t xml:space="preserve"> что сделал...</w:t>
+        <w:t xml:space="preserve"> Не ведись, Дудка, он так провоцирует, он с Шумом знаешь что сделал...</w:t>
       </w:r>
     </w:p>
     <w:p>
@@ -8305,10 +7499,37 @@
           <w:sz w:val="24"/>
           <w:szCs w:val="24"/>
         </w:rPr>
-        <w:t xml:space="preserve">Дудка </w:t>
-      </w:r>
-      <w:proofErr w:type="spellStart"/>
-      <w:r>
+        <w:t>Дудка волево и несколько резко одной рукой отодвинул Наташку в сторону, второй рукой он ухватил Мишку за шею и тянет за собой, но Лев молниеносно занял пространство между Мишкой и Дудкой и со всей силы толкнул Дудку в грудь.</w:t>
+      </w:r>
+    </w:p>
+    <w:p>
+      <w:pPr>
+        <w:rPr>
+          <w:rFonts w:ascii="Times New Roman" w:hAnsi="Times New Roman"/>
+          <w:sz w:val="24"/>
+          <w:szCs w:val="24"/>
+        </w:rPr>
+      </w:pPr>
+      <w:r>
+        <w:rPr>
+          <w:rFonts w:ascii="Times New Roman" w:hAnsi="Times New Roman"/>
+          <w:b/>
+          <w:sz w:val="24"/>
+          <w:szCs w:val="24"/>
+        </w:rPr>
+        <w:t>ЛЕВ.</w:t>
+      </w:r>
+      <w:r>
+        <w:rPr>
+          <w:rFonts w:ascii="Times New Roman" w:hAnsi="Times New Roman"/>
+          <w:sz w:val="24"/>
+          <w:szCs w:val="24"/>
+        </w:rPr>
+        <w:t xml:space="preserve"> Не смей трогать Наталью!</w:t>
+      </w:r>
+    </w:p>
+    <w:p>
+      <w:pPr>
         <w:rPr>
           <w:rFonts w:ascii="Times New Roman" w:hAnsi="Times New Roman"/>
           <w:i/>
@@ -8316,9 +7537,7 @@
           <w:sz w:val="24"/>
           <w:szCs w:val="24"/>
         </w:rPr>
-        <w:t>волево</w:t>
-      </w:r>
-      <w:proofErr w:type="spellEnd"/>
+      </w:pPr>
       <w:r>
         <w:rPr>
           <w:rFonts w:ascii="Times New Roman" w:hAnsi="Times New Roman"/>
@@ -8327,7 +7546,7 @@
           <w:sz w:val="24"/>
           <w:szCs w:val="24"/>
         </w:rPr>
-        <w:t xml:space="preserve"> и несколько резко одной рукой отодвинул Наташку в сторону, второй рукой он ухватил Мишку за шею и тянет за собой, но Лев молниеносно занял пространство между Мишкой и Дудкой и со всей силы толкнул Дудку в грудь.</w:t>
+        <w:t>Лев толкает Дудку в грудь второй раз.</w:t>
       </w:r>
     </w:p>
     <w:p>
@@ -8353,7 +7572,7 @@
           <w:sz w:val="24"/>
           <w:szCs w:val="24"/>
         </w:rPr>
-        <w:t xml:space="preserve"> Не смей трогать Наталью!</w:t>
+        <w:t xml:space="preserve"> Не смей трогать Михаила!</w:t>
       </w:r>
     </w:p>
     <w:p>
@@ -8374,33 +7593,111 @@
           <w:sz w:val="24"/>
           <w:szCs w:val="24"/>
         </w:rPr>
-        <w:t>Лев толкает Дудку в грудь второй раз.</w:t>
-      </w:r>
-    </w:p>
-    <w:p>
-      <w:pPr>
-        <w:rPr>
-          <w:rFonts w:ascii="Times New Roman" w:hAnsi="Times New Roman"/>
-          <w:sz w:val="24"/>
-          <w:szCs w:val="24"/>
-        </w:rPr>
-      </w:pPr>
-      <w:r>
-        <w:rPr>
-          <w:rFonts w:ascii="Times New Roman" w:hAnsi="Times New Roman"/>
-          <w:b/>
-          <w:sz w:val="24"/>
-          <w:szCs w:val="24"/>
-        </w:rPr>
-        <w:t>ЛЕВ.</w:t>
-      </w:r>
-      <w:r>
-        <w:rPr>
-          <w:rFonts w:ascii="Times New Roman" w:hAnsi="Times New Roman"/>
-          <w:sz w:val="24"/>
-          <w:szCs w:val="24"/>
-        </w:rPr>
-        <w:t xml:space="preserve"> Не смей трогать Михаила!</w:t>
+        <w:t>Лев толкнул бы Дудку и третий раз: ведь первых двух не хватило, чтобы хоть на миллиметр сдвинуть тело гиганта; но Дудка уже опустил свою руку на шею Льву и морально готов отсидеть за убийство.</w:t>
+      </w:r>
+    </w:p>
+    <w:p>
+      <w:pPr>
+        <w:rPr>
+          <w:rFonts w:ascii="Times New Roman" w:hAnsi="Times New Roman"/>
+          <w:sz w:val="24"/>
+          <w:szCs w:val="24"/>
+        </w:rPr>
+      </w:pPr>
+      <w:r>
+        <w:rPr>
+          <w:rFonts w:ascii="Times New Roman" w:hAnsi="Times New Roman"/>
+          <w:b/>
+          <w:sz w:val="24"/>
+          <w:szCs w:val="24"/>
+        </w:rPr>
+        <w:t>КАЛАШ.</w:t>
+      </w:r>
+      <w:r>
+        <w:rPr>
+          <w:rFonts w:ascii="Times New Roman" w:hAnsi="Times New Roman"/>
+          <w:sz w:val="24"/>
+          <w:szCs w:val="24"/>
+        </w:rPr>
+        <w:t xml:space="preserve"> Димон, пусти, клянусь, не надо! Он его внук. Нам потом достанется.</w:t>
+      </w:r>
+    </w:p>
+    <w:p>
+      <w:pPr>
+        <w:rPr>
+          <w:rFonts w:ascii="Times New Roman" w:hAnsi="Times New Roman"/>
+          <w:sz w:val="24"/>
+          <w:szCs w:val="24"/>
+        </w:rPr>
+      </w:pPr>
+      <w:r>
+        <w:rPr>
+          <w:rFonts w:ascii="Times New Roman" w:hAnsi="Times New Roman"/>
+          <w:b/>
+          <w:sz w:val="24"/>
+          <w:szCs w:val="24"/>
+        </w:rPr>
+        <w:t>ДУДКА.</w:t>
+      </w:r>
+      <w:r>
+        <w:rPr>
+          <w:rFonts w:ascii="Times New Roman" w:hAnsi="Times New Roman"/>
+          <w:sz w:val="24"/>
+          <w:szCs w:val="24"/>
+        </w:rPr>
+        <w:t xml:space="preserve"> Да что ты пристал, Калаш, он первый начал.</w:t>
+      </w:r>
+    </w:p>
+    <w:p>
+      <w:pPr>
+        <w:rPr>
+          <w:rFonts w:ascii="Times New Roman" w:hAnsi="Times New Roman"/>
+          <w:sz w:val="24"/>
+          <w:szCs w:val="24"/>
+        </w:rPr>
+      </w:pPr>
+      <w:r>
+        <w:rPr>
+          <w:rFonts w:ascii="Times New Roman" w:hAnsi="Times New Roman"/>
+          <w:b/>
+          <w:sz w:val="24"/>
+          <w:szCs w:val="24"/>
+        </w:rPr>
+        <w:t>ДЕД.</w:t>
+      </w:r>
+      <w:r>
+        <w:rPr>
+          <w:rFonts w:ascii="Times New Roman" w:hAnsi="Times New Roman"/>
+          <w:sz w:val="24"/>
+          <w:szCs w:val="24"/>
+        </w:rPr>
+        <w:t xml:space="preserve"> Ты первый начал.</w:t>
+      </w:r>
+    </w:p>
+    <w:p>
+      <w:pPr>
+        <w:rPr>
+          <w:rFonts w:ascii="Times New Roman" w:hAnsi="Times New Roman"/>
+          <w:sz w:val="24"/>
+          <w:szCs w:val="24"/>
+        </w:rPr>
+      </w:pPr>
+      <w:r>
+        <w:rPr>
+          <w:rFonts w:ascii="Times New Roman" w:hAnsi="Times New Roman"/>
+          <w:b/>
+          <w:sz w:val="24"/>
+          <w:szCs w:val="24"/>
+        </w:rPr>
+        <w:t>КАЛАШ.</w:t>
+      </w:r>
+      <w:r>
+        <w:rPr>
+          <w:rFonts w:ascii="Times New Roman" w:hAnsi="Times New Roman"/>
+          <w:sz w:val="24"/>
+          <w:szCs w:val="24"/>
+        </w:rPr>
+        <w:t xml:space="preserve"> Всё, всё, пусти его, Димон, ты мне потом спасибо скажешь, клянусь...</w:t>
       </w:r>
     </w:p>
     <w:p>
@@ -8421,33 +7718,70 @@
           <w:sz w:val="24"/>
           <w:szCs w:val="24"/>
         </w:rPr>
-        <w:t>Лев толкнул бы Дудку и третий раз: ведь первых двух не хватило, чтобы хоть на миллиметр сдвинуть тело гиганта; но Дудка уже опустил свою руку на шею Льву и морально готов отсидеть за убийство.</w:t>
-      </w:r>
-    </w:p>
-    <w:p>
-      <w:pPr>
-        <w:rPr>
-          <w:rFonts w:ascii="Times New Roman" w:hAnsi="Times New Roman"/>
-          <w:sz w:val="24"/>
-          <w:szCs w:val="24"/>
-        </w:rPr>
-      </w:pPr>
-      <w:r>
-        <w:rPr>
-          <w:rFonts w:ascii="Times New Roman" w:hAnsi="Times New Roman"/>
-          <w:b/>
-          <w:sz w:val="24"/>
-          <w:szCs w:val="24"/>
-        </w:rPr>
-        <w:t>КАЛАШ.</w:t>
-      </w:r>
-      <w:r>
-        <w:rPr>
-          <w:rFonts w:ascii="Times New Roman" w:hAnsi="Times New Roman"/>
-          <w:sz w:val="24"/>
-          <w:szCs w:val="24"/>
-        </w:rPr>
-        <w:t xml:space="preserve"> Димон, пусти, клянусь, не надо! Он его внук. Нам потом достанется.</w:t>
+        <w:t>В этот момент к Дудке подошла пришедшая в себя после толчка в плечо Наташка и неожиданно даже для себя дала Дудке смачную пощёчину.</w:t>
+      </w:r>
+    </w:p>
+    <w:p>
+      <w:pPr>
+        <w:rPr>
+          <w:rFonts w:ascii="Times New Roman" w:hAnsi="Times New Roman"/>
+          <w:i/>
+          <w:iCs/>
+          <w:sz w:val="24"/>
+          <w:szCs w:val="24"/>
+        </w:rPr>
+      </w:pPr>
+      <w:r>
+        <w:rPr>
+          <w:rFonts w:ascii="Times New Roman" w:hAnsi="Times New Roman"/>
+          <w:i/>
+          <w:iCs/>
+          <w:sz w:val="24"/>
+          <w:szCs w:val="24"/>
+        </w:rPr>
+        <w:t>Со всей, разумеется, дури.</w:t>
+      </w:r>
+    </w:p>
+    <w:p>
+      <w:pPr>
+        <w:rPr>
+          <w:rFonts w:ascii="Times New Roman" w:hAnsi="Times New Roman"/>
+          <w:i/>
+          <w:iCs/>
+          <w:sz w:val="24"/>
+          <w:szCs w:val="24"/>
+        </w:rPr>
+      </w:pPr>
+      <w:r>
+        <w:rPr>
+          <w:rFonts w:ascii="Times New Roman" w:hAnsi="Times New Roman"/>
+          <w:i/>
+          <w:iCs/>
+          <w:sz w:val="24"/>
+          <w:szCs w:val="24"/>
+        </w:rPr>
+        <w:t>Пауза.</w:t>
+      </w:r>
+    </w:p>
+    <w:p>
+      <w:pPr>
+        <w:rPr>
+          <w:rFonts w:ascii="Times New Roman" w:hAnsi="Times New Roman"/>
+          <w:i/>
+          <w:iCs/>
+          <w:sz w:val="24"/>
+          <w:szCs w:val="24"/>
+        </w:rPr>
+      </w:pPr>
+      <w:r>
+        <w:rPr>
+          <w:rFonts w:ascii="Times New Roman" w:hAnsi="Times New Roman"/>
+          <w:i/>
+          <w:iCs/>
+          <w:sz w:val="24"/>
+          <w:szCs w:val="24"/>
+        </w:rPr>
+        <w:t>Дудка отпустил Льва.</w:t>
       </w:r>
     </w:p>
     <w:p>
@@ -8473,143 +7807,33 @@
           <w:sz w:val="24"/>
           <w:szCs w:val="24"/>
         </w:rPr>
-        <w:t xml:space="preserve"> Да что ты пристал, Калаш, он первый начал.</w:t>
-      </w:r>
-    </w:p>
-    <w:p>
-      <w:pPr>
-        <w:rPr>
-          <w:rFonts w:ascii="Times New Roman" w:hAnsi="Times New Roman"/>
-          <w:sz w:val="24"/>
-          <w:szCs w:val="24"/>
-        </w:rPr>
-      </w:pPr>
-      <w:r>
-        <w:rPr>
-          <w:rFonts w:ascii="Times New Roman" w:hAnsi="Times New Roman"/>
-          <w:b/>
-          <w:sz w:val="24"/>
-          <w:szCs w:val="24"/>
-        </w:rPr>
-        <w:t>ДЕД.</w:t>
-      </w:r>
-      <w:r>
-        <w:rPr>
-          <w:rFonts w:ascii="Times New Roman" w:hAnsi="Times New Roman"/>
-          <w:sz w:val="24"/>
-          <w:szCs w:val="24"/>
-        </w:rPr>
-        <w:t xml:space="preserve"> Ты первый начал.</w:t>
-      </w:r>
-    </w:p>
-    <w:p>
-      <w:pPr>
-        <w:rPr>
-          <w:rFonts w:ascii="Times New Roman" w:hAnsi="Times New Roman"/>
-          <w:sz w:val="24"/>
-          <w:szCs w:val="24"/>
-        </w:rPr>
-      </w:pPr>
-      <w:r>
-        <w:rPr>
-          <w:rFonts w:ascii="Times New Roman" w:hAnsi="Times New Roman"/>
-          <w:b/>
-          <w:sz w:val="24"/>
-          <w:szCs w:val="24"/>
-        </w:rPr>
-        <w:t>КАЛАШ.</w:t>
-      </w:r>
-      <w:r>
-        <w:rPr>
-          <w:rFonts w:ascii="Times New Roman" w:hAnsi="Times New Roman"/>
-          <w:sz w:val="24"/>
-          <w:szCs w:val="24"/>
-        </w:rPr>
-        <w:t xml:space="preserve"> Всё, всё, пусти его, Димон, ты мне потом спасибо скажешь, клянусь...</w:t>
-      </w:r>
-    </w:p>
-    <w:p>
-      <w:pPr>
-        <w:rPr>
-          <w:rFonts w:ascii="Times New Roman" w:hAnsi="Times New Roman"/>
-          <w:i/>
-          <w:iCs/>
-          <w:sz w:val="24"/>
-          <w:szCs w:val="24"/>
-        </w:rPr>
-      </w:pPr>
-      <w:r>
-        <w:rPr>
-          <w:rFonts w:ascii="Times New Roman" w:hAnsi="Times New Roman"/>
-          <w:i/>
-          <w:iCs/>
-          <w:sz w:val="24"/>
-          <w:szCs w:val="24"/>
-        </w:rPr>
-        <w:t>В этот момент к Дудке подошла пришедшая в себя после толчка в плечо Наташка и неожиданно даже для себя дала Дудке смачную пощёчину.</w:t>
-      </w:r>
-    </w:p>
-    <w:p>
-      <w:pPr>
-        <w:rPr>
-          <w:rFonts w:ascii="Times New Roman" w:hAnsi="Times New Roman"/>
-          <w:i/>
-          <w:iCs/>
-          <w:sz w:val="24"/>
-          <w:szCs w:val="24"/>
-        </w:rPr>
-      </w:pPr>
-      <w:r>
-        <w:rPr>
-          <w:rFonts w:ascii="Times New Roman" w:hAnsi="Times New Roman"/>
-          <w:i/>
-          <w:iCs/>
-          <w:sz w:val="24"/>
-          <w:szCs w:val="24"/>
-        </w:rPr>
-        <w:t>Со всей, разумеется, дури.</w:t>
-      </w:r>
-    </w:p>
-    <w:p>
-      <w:pPr>
-        <w:rPr>
-          <w:rFonts w:ascii="Times New Roman" w:hAnsi="Times New Roman"/>
-          <w:i/>
-          <w:iCs/>
-          <w:sz w:val="24"/>
-          <w:szCs w:val="24"/>
-        </w:rPr>
-      </w:pPr>
-      <w:r>
-        <w:rPr>
-          <w:rFonts w:ascii="Times New Roman" w:hAnsi="Times New Roman"/>
-          <w:i/>
-          <w:iCs/>
-          <w:sz w:val="24"/>
-          <w:szCs w:val="24"/>
-        </w:rPr>
-        <w:t>Пауза.</w:t>
-      </w:r>
-    </w:p>
-    <w:p>
-      <w:pPr>
-        <w:rPr>
-          <w:rFonts w:ascii="Times New Roman" w:hAnsi="Times New Roman"/>
-          <w:i/>
-          <w:iCs/>
-          <w:sz w:val="24"/>
-          <w:szCs w:val="24"/>
-        </w:rPr>
-      </w:pPr>
-      <w:r>
-        <w:rPr>
-          <w:rFonts w:ascii="Times New Roman" w:hAnsi="Times New Roman"/>
-          <w:i/>
-          <w:iCs/>
-          <w:sz w:val="24"/>
-          <w:szCs w:val="24"/>
-        </w:rPr>
-        <w:t>Дудка отпустил Льва.</w:t>
+        <w:t xml:space="preserve"> Нинка. Иди сюда.</w:t>
+      </w:r>
+    </w:p>
+    <w:p>
+      <w:pPr>
+        <w:rPr>
+          <w:rFonts w:ascii="Times New Roman" w:hAnsi="Times New Roman"/>
+          <w:sz w:val="24"/>
+          <w:szCs w:val="24"/>
+        </w:rPr>
+      </w:pPr>
+      <w:r>
+        <w:rPr>
+          <w:rFonts w:ascii="Times New Roman" w:hAnsi="Times New Roman"/>
+          <w:b/>
+          <w:sz w:val="24"/>
+          <w:szCs w:val="24"/>
+        </w:rPr>
+        <w:t>НИНКА.</w:t>
+      </w:r>
+      <w:r>
+        <w:rPr>
+          <w:rFonts w:ascii="Times New Roman" w:hAnsi="Times New Roman"/>
+          <w:sz w:val="24"/>
+          <w:szCs w:val="24"/>
+        </w:rPr>
+        <w:t xml:space="preserve"> Ну.</w:t>
       </w:r>
     </w:p>
     <w:p>
@@ -8635,77 +7859,7 @@
           <w:sz w:val="24"/>
           <w:szCs w:val="24"/>
         </w:rPr>
-        <w:t xml:space="preserve"> Нинка. Иди сюда.</w:t>
-      </w:r>
-    </w:p>
-    <w:p>
-      <w:pPr>
-        <w:rPr>
-          <w:rFonts w:ascii="Times New Roman" w:hAnsi="Times New Roman"/>
-          <w:sz w:val="24"/>
-          <w:szCs w:val="24"/>
-        </w:rPr>
-      </w:pPr>
-      <w:r>
-        <w:rPr>
-          <w:rFonts w:ascii="Times New Roman" w:hAnsi="Times New Roman"/>
-          <w:b/>
-          <w:sz w:val="24"/>
-          <w:szCs w:val="24"/>
-        </w:rPr>
-        <w:t>НИНКА.</w:t>
-      </w:r>
-      <w:r>
-        <w:rPr>
-          <w:rFonts w:ascii="Times New Roman" w:hAnsi="Times New Roman"/>
-          <w:sz w:val="24"/>
-          <w:szCs w:val="24"/>
-        </w:rPr>
-        <w:t xml:space="preserve"> Ну.</w:t>
-      </w:r>
-    </w:p>
-    <w:p>
-      <w:pPr>
-        <w:rPr>
-          <w:rFonts w:ascii="Times New Roman" w:hAnsi="Times New Roman"/>
-          <w:sz w:val="24"/>
-          <w:szCs w:val="24"/>
-        </w:rPr>
-      </w:pPr>
-      <w:r>
-        <w:rPr>
-          <w:rFonts w:ascii="Times New Roman" w:hAnsi="Times New Roman"/>
-          <w:b/>
-          <w:sz w:val="24"/>
-          <w:szCs w:val="24"/>
-        </w:rPr>
-        <w:t>ДУДКА.</w:t>
-      </w:r>
-      <w:r>
-        <w:rPr>
-          <w:rFonts w:ascii="Times New Roman" w:hAnsi="Times New Roman"/>
-          <w:sz w:val="24"/>
-          <w:szCs w:val="24"/>
-        </w:rPr>
-        <w:t xml:space="preserve"> Нинка. Чё за </w:t>
-      </w:r>
-      <w:proofErr w:type="spellStart"/>
-      <w:r>
-        <w:rPr>
-          <w:rFonts w:ascii="Times New Roman" w:hAnsi="Times New Roman"/>
-          <w:sz w:val="24"/>
-          <w:szCs w:val="24"/>
-        </w:rPr>
-        <w:t>махач</w:t>
-      </w:r>
-      <w:proofErr w:type="spellEnd"/>
-      <w:r>
-        <w:rPr>
-          <w:rFonts w:ascii="Times New Roman" w:hAnsi="Times New Roman"/>
-          <w:sz w:val="24"/>
-          <w:szCs w:val="24"/>
-        </w:rPr>
-        <w:t>?</w:t>
+        <w:t xml:space="preserve"> Нинка. Чё за махач?</w:t>
       </w:r>
     </w:p>
     <w:p>
@@ -10035,25 +9189,7 @@
           <w:sz w:val="24"/>
           <w:szCs w:val="24"/>
         </w:rPr>
-        <w:t xml:space="preserve"> А где вариант? </w:t>
-      </w:r>
-      <w:proofErr w:type="gramStart"/>
-      <w:r>
-        <w:rPr>
-          <w:rFonts w:ascii="Times New Roman" w:hAnsi="Times New Roman"/>
-          <w:sz w:val="24"/>
-          <w:szCs w:val="24"/>
-        </w:rPr>
-        <w:t>Ну</w:t>
-      </w:r>
-      <w:proofErr w:type="gramEnd"/>
-      <w:r>
-        <w:rPr>
-          <w:rFonts w:ascii="Times New Roman" w:hAnsi="Times New Roman"/>
-          <w:sz w:val="24"/>
-          <w:szCs w:val="24"/>
-        </w:rPr>
-        <w:t xml:space="preserve"> где беспредел?! Чё ты хочешь?! Где беспредел?!</w:t>
+        <w:t xml:space="preserve"> А где вариант? Ну где беспредел?! Чё ты хочешь?! Где беспредел?!</w:t>
       </w:r>
     </w:p>
     <w:p>
@@ -10079,25 +9215,7 @@
           <w:sz w:val="24"/>
           <w:szCs w:val="24"/>
         </w:rPr>
-        <w:t xml:space="preserve"> </w:t>
-      </w:r>
-      <w:proofErr w:type="spellStart"/>
-      <w:r>
-        <w:rPr>
-          <w:rFonts w:ascii="Times New Roman" w:hAnsi="Times New Roman"/>
-          <w:sz w:val="24"/>
-          <w:szCs w:val="24"/>
-        </w:rPr>
-        <w:t>Здоро́во</w:t>
-      </w:r>
-      <w:proofErr w:type="spellEnd"/>
-      <w:r>
-        <w:rPr>
-          <w:rFonts w:ascii="Times New Roman" w:hAnsi="Times New Roman"/>
-          <w:sz w:val="24"/>
-          <w:szCs w:val="24"/>
-        </w:rPr>
-        <w:t>, ребята.</w:t>
+        <w:t xml:space="preserve"> Здоро́во, ребята.</w:t>
       </w:r>
     </w:p>
     <w:p>
@@ -11768,25 +10886,7 @@
           <w:sz w:val="24"/>
           <w:szCs w:val="24"/>
         </w:rPr>
-        <w:t xml:space="preserve"> Серьёзно?! Как же вы тут стоите? Может, пойдём к следующему, </w:t>
-      </w:r>
-      <w:proofErr w:type="spellStart"/>
-      <w:r>
-        <w:rPr>
-          <w:rFonts w:ascii="Times New Roman" w:hAnsi="Times New Roman"/>
-          <w:sz w:val="24"/>
-          <w:szCs w:val="24"/>
-        </w:rPr>
-        <w:t>поматеримся</w:t>
-      </w:r>
-      <w:proofErr w:type="spellEnd"/>
-      <w:r>
-        <w:rPr>
-          <w:rFonts w:ascii="Times New Roman" w:hAnsi="Times New Roman"/>
-          <w:sz w:val="24"/>
-          <w:szCs w:val="24"/>
-        </w:rPr>
-        <w:t xml:space="preserve"> по-человечески?</w:t>
+        <w:t xml:space="preserve"> Серьёзно?! Как же вы тут стоите? Может, пойдём к следующему, поматеримся по-человечески?</w:t>
       </w:r>
     </w:p>
     <w:p>
@@ -12556,25 +11656,7 @@
           <w:sz w:val="24"/>
           <w:szCs w:val="24"/>
         </w:rPr>
-        <w:t xml:space="preserve"> А </w:t>
-      </w:r>
-      <w:proofErr w:type="gramStart"/>
-      <w:r>
-        <w:rPr>
-          <w:rFonts w:ascii="Times New Roman" w:hAnsi="Times New Roman"/>
-          <w:sz w:val="24"/>
-          <w:szCs w:val="24"/>
-        </w:rPr>
-        <w:t>я...</w:t>
-      </w:r>
-      <w:proofErr w:type="gramEnd"/>
-      <w:r>
-        <w:rPr>
-          <w:rFonts w:ascii="Times New Roman" w:hAnsi="Times New Roman"/>
-          <w:sz w:val="24"/>
-          <w:szCs w:val="24"/>
-        </w:rPr>
-        <w:t xml:space="preserve"> пошёл домой.</w:t>
+        <w:t xml:space="preserve"> А я... пошёл домой.</w:t>
       </w:r>
     </w:p>
     <w:p>
@@ -13095,7 +12177,6 @@
           <w:szCs w:val="24"/>
         </w:rPr>
       </w:pPr>
-      <w:proofErr w:type="spellStart"/>
       <w:r>
         <w:rPr>
           <w:rFonts w:ascii="Times New Roman" w:hAnsi="Times New Roman"/>
@@ -13104,18 +12185,7 @@
           <w:sz w:val="24"/>
           <w:szCs w:val="24"/>
         </w:rPr>
-        <w:t>Ржач</w:t>
-      </w:r>
-      <w:proofErr w:type="spellEnd"/>
-      <w:r>
-        <w:rPr>
-          <w:rFonts w:ascii="Times New Roman" w:hAnsi="Times New Roman"/>
-          <w:i/>
-          <w:iCs/>
-          <w:sz w:val="24"/>
-          <w:szCs w:val="24"/>
-        </w:rPr>
-        <w:t xml:space="preserve"> прекратился.</w:t>
+        <w:t>Ржач прекратился.</w:t>
       </w:r>
     </w:p>
     <w:p>
@@ -14343,10 +13413,11 @@
           <w:sz w:val="24"/>
           <w:szCs w:val="24"/>
         </w:rPr>
-        <w:t xml:space="preserve">Инга достаёт смартфон и показывает скриншот с зарплатной </w:t>
-      </w:r>
-      <w:proofErr w:type="spellStart"/>
-      <w:r>
+        <w:t>Инга достаёт смартфон и показывает скриншот с зарплатной смской.</w:t>
+      </w:r>
+    </w:p>
+    <w:p>
+      <w:pPr>
         <w:rPr>
           <w:rFonts w:ascii="Times New Roman" w:hAnsi="Times New Roman"/>
           <w:i/>
@@ -14354,9 +13425,7 @@
           <w:sz w:val="24"/>
           <w:szCs w:val="24"/>
         </w:rPr>
-        <w:t>смской</w:t>
-      </w:r>
-      <w:proofErr w:type="spellEnd"/>
+      </w:pPr>
       <w:r>
         <w:rPr>
           <w:rFonts w:ascii="Times New Roman" w:hAnsi="Times New Roman"/>
@@ -14365,27 +13434,6 @@
           <w:sz w:val="24"/>
           <w:szCs w:val="24"/>
         </w:rPr>
-        <w:t>.</w:t>
-      </w:r>
-    </w:p>
-    <w:p>
-      <w:pPr>
-        <w:rPr>
-          <w:rFonts w:ascii="Times New Roman" w:hAnsi="Times New Roman"/>
-          <w:i/>
-          <w:iCs/>
-          <w:sz w:val="24"/>
-          <w:szCs w:val="24"/>
-        </w:rPr>
-      </w:pPr>
-      <w:r>
-        <w:rPr>
-          <w:rFonts w:ascii="Times New Roman" w:hAnsi="Times New Roman"/>
-          <w:i/>
-          <w:iCs/>
-          <w:sz w:val="24"/>
-          <w:szCs w:val="24"/>
-        </w:rPr>
         <w:t>Пауза.</w:t>
       </w:r>
     </w:p>
@@ -14490,43 +13538,7 @@
           <w:sz w:val="24"/>
           <w:szCs w:val="24"/>
         </w:rPr>
-        <w:t xml:space="preserve"> Мы на мою </w:t>
-      </w:r>
-      <w:proofErr w:type="spellStart"/>
-      <w:r>
-        <w:rPr>
-          <w:rFonts w:ascii="Times New Roman" w:hAnsi="Times New Roman"/>
-          <w:sz w:val="24"/>
-          <w:szCs w:val="24"/>
-        </w:rPr>
-        <w:t>дэрэшку</w:t>
-      </w:r>
-      <w:proofErr w:type="spellEnd"/>
-      <w:r>
-        <w:rPr>
-          <w:rFonts w:ascii="Times New Roman" w:hAnsi="Times New Roman"/>
-          <w:sz w:val="24"/>
-          <w:szCs w:val="24"/>
-        </w:rPr>
-        <w:t xml:space="preserve"> в </w:t>
-      </w:r>
-      <w:proofErr w:type="spellStart"/>
-      <w:r>
-        <w:rPr>
-          <w:rFonts w:ascii="Times New Roman" w:hAnsi="Times New Roman"/>
-          <w:sz w:val="24"/>
-          <w:szCs w:val="24"/>
-        </w:rPr>
-        <w:t>Якитории</w:t>
-      </w:r>
-      <w:proofErr w:type="spellEnd"/>
-      <w:r>
-        <w:rPr>
-          <w:rFonts w:ascii="Times New Roman" w:hAnsi="Times New Roman"/>
-          <w:sz w:val="24"/>
-          <w:szCs w:val="24"/>
-        </w:rPr>
-        <w:t xml:space="preserve"> больше потратили.</w:t>
+        <w:t xml:space="preserve"> Мы на мою дэрэшку в Якитории больше потратили.</w:t>
       </w:r>
     </w:p>
     <w:p>
@@ -15569,25 +14581,7 @@
           <w:sz w:val="24"/>
           <w:szCs w:val="24"/>
         </w:rPr>
-        <w:t xml:space="preserve"> Я Микаэль Холм. По-фински «холм» — «</w:t>
-      </w:r>
-      <w:proofErr w:type="spellStart"/>
-      <w:r>
-        <w:rPr>
-          <w:rFonts w:ascii="Times New Roman" w:hAnsi="Times New Roman"/>
-          <w:sz w:val="24"/>
-          <w:szCs w:val="24"/>
-        </w:rPr>
-        <w:t>ку́ккула</w:t>
-      </w:r>
-      <w:proofErr w:type="spellEnd"/>
-      <w:r>
-        <w:rPr>
-          <w:rFonts w:ascii="Times New Roman" w:hAnsi="Times New Roman"/>
-          <w:sz w:val="24"/>
-          <w:szCs w:val="24"/>
-        </w:rPr>
-        <w:t>». А я «холм» — в смысле «остров». Но это не по-фински. Типа по-шведски.</w:t>
+        <w:t xml:space="preserve"> Я Микаэль Холм. По-фински «холм» — «ку́ккула». А я «холм» — в смысле «остров». Но это не по-фински. Типа по-шведски.</w:t>
       </w:r>
     </w:p>
     <w:p>
@@ -16051,25 +15045,7 @@
           <w:sz w:val="24"/>
           <w:szCs w:val="24"/>
         </w:rPr>
-        <w:t xml:space="preserve"> Лер, вот почему ты всё время везде лезешь? Куда не просят, всегда влезешь, всё разузнаешь, потом сплетни бежишь распускать. Про Нинкину маму всем рассказала, что она от мужа-вахтовика гуляет. Про Димку Калашникова всем </w:t>
-      </w:r>
-      <w:proofErr w:type="spellStart"/>
-      <w:r>
-        <w:rPr>
-          <w:rFonts w:ascii="Times New Roman" w:hAnsi="Times New Roman"/>
-          <w:sz w:val="24"/>
-          <w:szCs w:val="24"/>
-        </w:rPr>
-        <w:t>растрындела</w:t>
-      </w:r>
-      <w:proofErr w:type="spellEnd"/>
-      <w:r>
-        <w:rPr>
-          <w:rFonts w:ascii="Times New Roman" w:hAnsi="Times New Roman"/>
-          <w:sz w:val="24"/>
-          <w:szCs w:val="24"/>
-        </w:rPr>
-        <w:t>, что он с пяти лет обрезанный...</w:t>
+        <w:t xml:space="preserve"> Лер, вот почему ты всё время везде лезешь? Куда не просят, всегда влезешь, всё разузнаешь, потом сплетни бежишь распускать. Про Нинкину маму всем рассказала, что она от мужа-вахтовика гуляет. Про Димку Калашникова всем растрындела, что он с пяти лет обрезанный...</w:t>
       </w:r>
     </w:p>
     <w:p>
@@ -17894,25 +16870,7 @@
           <w:sz w:val="24"/>
           <w:szCs w:val="24"/>
         </w:rPr>
-        <w:t xml:space="preserve"> Пойдёшь, да, но не </w:t>
-      </w:r>
-      <w:proofErr w:type="spellStart"/>
-      <w:r>
-        <w:rPr>
-          <w:rFonts w:ascii="Times New Roman" w:hAnsi="Times New Roman"/>
-          <w:sz w:val="24"/>
-          <w:szCs w:val="24"/>
-        </w:rPr>
-        <w:t>писа́ть</w:t>
-      </w:r>
-      <w:proofErr w:type="spellEnd"/>
-      <w:r>
-        <w:rPr>
-          <w:rFonts w:ascii="Times New Roman" w:hAnsi="Times New Roman"/>
-          <w:sz w:val="24"/>
-          <w:szCs w:val="24"/>
-        </w:rPr>
-        <w:t>, а в профсоюз пойдёшь: там тебя защитят, если хороший работник. Хороший ведь ты работник?</w:t>
+        <w:t xml:space="preserve"> Пойдёшь, да, но не писа́ть, а в профсоюз пойдёшь: там тебя защитят, если хороший работник. Хороший ведь ты работник?</w:t>
       </w:r>
     </w:p>
     <w:p>
@@ -18446,10 +17404,11 @@
           <w:sz w:val="24"/>
           <w:szCs w:val="24"/>
         </w:rPr>
-        <w:t xml:space="preserve">Наташка медленно уходит. Она открывает подъездную дверь, даже не прикладывая </w:t>
-      </w:r>
-      <w:proofErr w:type="spellStart"/>
-      <w:r>
+        <w:t>Наташка медленно уходит. Она открывает подъездную дверь, даже не прикладывая домофонного ключа.</w:t>
+      </w:r>
+    </w:p>
+    <w:p>
+      <w:pPr>
         <w:rPr>
           <w:rFonts w:ascii="Times New Roman" w:hAnsi="Times New Roman"/>
           <w:i/>
@@ -18457,9 +17416,7 @@
           <w:sz w:val="24"/>
           <w:szCs w:val="24"/>
         </w:rPr>
-        <w:t>домофонного</w:t>
-      </w:r>
-      <w:proofErr w:type="spellEnd"/>
+      </w:pPr>
       <w:r>
         <w:rPr>
           <w:rFonts w:ascii="Times New Roman" w:hAnsi="Times New Roman"/>
@@ -18468,27 +17425,6 @@
           <w:sz w:val="24"/>
           <w:szCs w:val="24"/>
         </w:rPr>
-        <w:t xml:space="preserve"> ключа.</w:t>
-      </w:r>
-    </w:p>
-    <w:p>
-      <w:pPr>
-        <w:rPr>
-          <w:rFonts w:ascii="Times New Roman" w:hAnsi="Times New Roman"/>
-          <w:i/>
-          <w:iCs/>
-          <w:sz w:val="24"/>
-          <w:szCs w:val="24"/>
-        </w:rPr>
-      </w:pPr>
-      <w:r>
-        <w:rPr>
-          <w:rFonts w:ascii="Times New Roman" w:hAnsi="Times New Roman"/>
-          <w:i/>
-          <w:iCs/>
-          <w:sz w:val="24"/>
-          <w:szCs w:val="24"/>
-        </w:rPr>
         <w:t>Оказывается, магниты не работают.</w:t>
       </w:r>
     </w:p>
@@ -18619,25 +17555,7 @@
           <w:sz w:val="24"/>
           <w:szCs w:val="24"/>
         </w:rPr>
-        <w:t xml:space="preserve"> Давай, до связи! Диско </w:t>
-      </w:r>
-      <w:proofErr w:type="spellStart"/>
-      <w:r>
-        <w:rPr>
-          <w:rFonts w:ascii="Times New Roman" w:hAnsi="Times New Roman"/>
-          <w:sz w:val="24"/>
-          <w:szCs w:val="24"/>
-        </w:rPr>
-        <w:t>Эли́зиум</w:t>
-      </w:r>
-      <w:proofErr w:type="spellEnd"/>
-      <w:r>
-        <w:rPr>
-          <w:rFonts w:ascii="Times New Roman" w:hAnsi="Times New Roman"/>
-          <w:sz w:val="24"/>
-          <w:szCs w:val="24"/>
-        </w:rPr>
-        <w:t xml:space="preserve"> обязательно попробуй...</w:t>
+        <w:t xml:space="preserve"> Давай, до связи! Диско Эли́зиум обязательно попробуй...</w:t>
       </w:r>
     </w:p>
     <w:p>
@@ -19044,25 +17962,7 @@
           <w:sz w:val="24"/>
           <w:szCs w:val="24"/>
         </w:rPr>
-        <w:t xml:space="preserve"> </w:t>
-      </w:r>
-      <w:proofErr w:type="spellStart"/>
-      <w:r>
-        <w:rPr>
-          <w:rFonts w:ascii="Times New Roman" w:hAnsi="Times New Roman"/>
-          <w:sz w:val="24"/>
-          <w:szCs w:val="24"/>
-        </w:rPr>
-        <w:t>Ничё</w:t>
-      </w:r>
-      <w:proofErr w:type="spellEnd"/>
-      <w:r>
-        <w:rPr>
-          <w:rFonts w:ascii="Times New Roman" w:hAnsi="Times New Roman"/>
-          <w:sz w:val="24"/>
-          <w:szCs w:val="24"/>
-        </w:rPr>
-        <w:t>. Эй, Миш, к нашему разговору...</w:t>
+        <w:t xml:space="preserve"> Ничё. Эй, Миш, к нашему разговору...</w:t>
       </w:r>
     </w:p>
     <w:p>
@@ -19114,43 +18014,7 @@
           <w:sz w:val="24"/>
           <w:szCs w:val="24"/>
         </w:rPr>
-        <w:t xml:space="preserve"> «</w:t>
-      </w:r>
-      <w:proofErr w:type="spellStart"/>
-      <w:r>
-        <w:rPr>
-          <w:rFonts w:ascii="Times New Roman" w:hAnsi="Times New Roman"/>
-          <w:sz w:val="24"/>
-          <w:szCs w:val="24"/>
-        </w:rPr>
-        <w:t>Лимп</w:t>
-      </w:r>
-      <w:proofErr w:type="spellEnd"/>
-      <w:r>
-        <w:rPr>
-          <w:rFonts w:ascii="Times New Roman" w:hAnsi="Times New Roman"/>
-          <w:sz w:val="24"/>
-          <w:szCs w:val="24"/>
-        </w:rPr>
-        <w:t xml:space="preserve"> </w:t>
-      </w:r>
-      <w:proofErr w:type="spellStart"/>
-      <w:r>
-        <w:rPr>
-          <w:rFonts w:ascii="Times New Roman" w:hAnsi="Times New Roman"/>
-          <w:sz w:val="24"/>
-          <w:szCs w:val="24"/>
-        </w:rPr>
-        <w:t>Бизкит</w:t>
-      </w:r>
-      <w:proofErr w:type="spellEnd"/>
-      <w:r>
-        <w:rPr>
-          <w:rFonts w:ascii="Times New Roman" w:hAnsi="Times New Roman"/>
-          <w:sz w:val="24"/>
-          <w:szCs w:val="24"/>
-        </w:rPr>
-        <w:t>» — это очень крутой отстой, я согласен, но извини, технически группа не лучшая, ну вот ни разу, хоть и гитарная. Сейчас в мире два великих гитариста.</w:t>
+        <w:t xml:space="preserve"> «Лимп Бизкит» — это очень крутой отстой, я согласен, но извини, технически группа не лучшая, ну вот ни разу, хоть и гитарная. Сейчас в мире два великих гитариста.</w:t>
       </w:r>
     </w:p>
     <w:p>
@@ -19202,25 +18066,7 @@
           <w:sz w:val="24"/>
           <w:szCs w:val="24"/>
         </w:rPr>
-        <w:t xml:space="preserve"> Да, и оба играют в группе «</w:t>
-      </w:r>
-      <w:proofErr w:type="spellStart"/>
-      <w:r>
-        <w:rPr>
-          <w:rFonts w:ascii="Times New Roman" w:hAnsi="Times New Roman"/>
-          <w:sz w:val="24"/>
-          <w:szCs w:val="24"/>
-        </w:rPr>
-        <w:t>Дирхуф</w:t>
-      </w:r>
-      <w:proofErr w:type="spellEnd"/>
-      <w:r>
-        <w:rPr>
-          <w:rFonts w:ascii="Times New Roman" w:hAnsi="Times New Roman"/>
-          <w:sz w:val="24"/>
-          <w:szCs w:val="24"/>
-        </w:rPr>
-        <w:t>». Лан, бывай, я на коробку. Хочешь — приходи...</w:t>
+        <w:t xml:space="preserve"> Да, и оба играют в группе «Дирхуф». Лан, бывай, я на коробку. Хочешь — приходи...</w:t>
       </w:r>
     </w:p>
     <w:p>
@@ -19491,25 +18337,7 @@
           <w:sz w:val="24"/>
           <w:szCs w:val="24"/>
         </w:rPr>
-        <w:t xml:space="preserve">Зачем знать, если можно </w:t>
-      </w:r>
-      <w:proofErr w:type="spellStart"/>
-      <w:r>
-        <w:rPr>
-          <w:rFonts w:ascii="Times New Roman" w:hAnsi="Times New Roman"/>
-          <w:sz w:val="24"/>
-          <w:szCs w:val="24"/>
-        </w:rPr>
-        <w:t>загуглить</w:t>
-      </w:r>
-      <w:proofErr w:type="spellEnd"/>
-      <w:r>
-        <w:rPr>
-          <w:rFonts w:ascii="Times New Roman" w:hAnsi="Times New Roman"/>
-          <w:sz w:val="24"/>
-          <w:szCs w:val="24"/>
-        </w:rPr>
-        <w:t>, да? Не нужны мы им такие, не соответствует наша школа реалиям, сидит она на двух стульях: на вчерашнем и на сегодняшнем. Надо учить, что навыки важнее знаний, так сегодня постулируется. Школа — это ведь что в формате всей планеты? Это инструмент превосходства. Превосходства кого и над кем? Того, кто получает хорошее образование над тем, кто его не получает. В этом отличие старой школы от новой. Это было превосходство бедных над богатыми... Тогда люди учились жить, чтобы работать, а теперь их учат работать, чтобы жить... Был двухмесячный оплачиваемый отпуск. А теперь у тебя пять дней больничного только оплачивают, больше болеть нельзя, за свой счёт только... Выпускные экзамены отменили! Было восемь дисциплин, теперь пять, где обязательных два. При том два варианта этого экзамена, один простейший, чтобы любой дебил проскочил, второй сложнейший, его только богатый сдаст. Вот тебе высшая форма тоталитарности, вот настоящая уравниловка. Нет теперь спектра средних учеников. Есть либо тупые, либо богатые. При этом последние классы эти, они ведь не знания копят, они готовятся к тесту. Это и есть их единственный навык! Навык заполнения теста! Падает образование. Школы закрываются, я слышал, что-то вроде две тысячи в год закрывается! Потому что постиндустриальное общество. Нет индустрии, промышленности нет. Там, где нет промышленности, там нет науки, которая эту промышленность должна улучшать; институты все закрыты, склады там сейчас, или эти, апартаменты, лофты. Нет науки. Там, где нет науки, нет вузов. Там, где нет вузов, не будет и школы. Какая экономика — такое и образование. И если наша экономика — это сырьё из земли вынимать на продажу, то и соответствующие должны они вот из школ выходить... Мы из них детей должны делать; соску им, взрослым людям в рот сунуть нужно...</w:t>
+        <w:t>Зачем знать, если можно загуглить, да? Не нужны мы им такие, не соответствует наша школа реалиям, сидит она на двух стульях: на вчерашнем и на сегодняшнем. Надо учить, что навыки важнее знаний, так сегодня постулируется. Школа — это ведь что в формате всей планеты? Это инструмент превосходства. Превосходства кого и над кем? Того, кто получает хорошее образование над тем, кто его не получает. В этом отличие старой школы от новой. Это было превосходство бедных над богатыми... Тогда люди учились жить, чтобы работать, а теперь их учат работать, чтобы жить... Был двухмесячный оплачиваемый отпуск. А теперь у тебя пять дней больничного только оплачивают, больше болеть нельзя, за свой счёт только... Выпускные экзамены отменили! Было восемь дисциплин, теперь пять, где обязательных два. При том два варианта этого экзамена, один простейший, чтобы любой дебил проскочил, второй сложнейший, его только богатый сдаст. Вот тебе высшая форма тоталитарности, вот настоящая уравниловка. Нет теперь спектра средних учеников. Есть либо тупые, либо богатые. При этом последние классы эти, они ведь не знания копят, они готовятся к тесту. Это и есть их единственный навык! Навык заполнения теста! Падает образование. Школы закрываются, я слышал, что-то вроде две тысячи в год закрывается! Потому что постиндустриальное общество. Нет индустрии, промышленности нет. Там, где нет промышленности, там нет науки, которая эту промышленность должна улучшать; институты все закрыты, склады там сейчас, или эти, апартаменты, лофты. Нет науки. Там, где нет науки, нет вузов. Там, где нет вузов, не будет и школы. Какая экономика — такое и образование. И если наша экономика — это сырьё из земли вынимать на продажу, то и соответствующие должны они вот из школ выходить... Мы из них детей должны делать; соску им, взрослым людям в рот сунуть нужно...</w:t>
       </w:r>
     </w:p>
     <w:p>

--- a/assets/pieces/Соска. Пётр Вяткин 2025.docx
+++ b/assets/pieces/Соска. Пётр Вяткин 2025.docx
@@ -17802,7 +17802,23 @@
           <w:sz w:val="24"/>
           <w:szCs w:val="24"/>
         </w:rPr>
-        <w:t xml:space="preserve"> Была. Ой, Дим, давай без этого. Я всё поняла. У нас ничего не будет.</w:t>
+        <w:t xml:space="preserve"> Была. Ой, </w:t>
+      </w:r>
+      <w:r>
+        <w:rPr>
+          <w:rFonts w:ascii="Times New Roman" w:hAnsi="Times New Roman"/>
+          <w:sz w:val="24"/>
+          <w:szCs w:val="24"/>
+        </w:rPr>
+        <w:t>Саш</w:t>
+      </w:r>
+      <w:r>
+        <w:rPr>
+          <w:rFonts w:ascii="Times New Roman" w:hAnsi="Times New Roman"/>
+          <w:sz w:val="24"/>
+          <w:szCs w:val="24"/>
+        </w:rPr>
+        <w:t>, давай без этого. Я всё поняла. У нас ничего не будет.</w:t>
       </w:r>
     </w:p>
     <w:p>

--- a/assets/pieces/Соска. Пётр Вяткин 2025.docx
+++ b/assets/pieces/Соска. Пётр Вяткин 2025.docx
@@ -923,7 +923,31 @@
           <w:sz w:val="24"/>
           <w:szCs w:val="24"/>
         </w:rPr>
-        <w:t xml:space="preserve"> ...Да полно их на самом деле. «Мадра́ннер», «Сноура́ннер» и другие эти от «Сэ́йбер Интерэ́ктив» про грязюку, но они, понятно, не впрямую, но эстетически — да. Как и вторая «Халфа́». Затем однозначно первый «Биошо́к», немножко «И́нфинит», «Дизо́норед» и в целом почти все «иммёрсив си́мы», за строгим исключением «Прэй» четырнадцатого года, где откровенная антисоветчина. Ну и последние «Дэ́ус Э́ксы» мимо, там тоже такая чепухотина в лоре прям прописана, уф!..</w:t>
+        <w:t xml:space="preserve"> ...Да полно их на самом деле. «Мадра́ннер», «Сноура́ннер» и другие эти от «Сэ́йбер Интерэ́ктив» про грязюку, но они, понятно, не впрямую, но эстетически — да. Как и вторая «Халфа́». Затем однозначно первый «Биошо́к», немножко «И́нфинит», «Дизо́норед» и в целом почти все «иммёрсив си́мы», за строгим исключением «Прэй»</w:t>
+      </w:r>
+      <w:r>
+        <w:rPr>
+          <w:rFonts w:ascii="Times New Roman" w:hAnsi="Times New Roman"/>
+          <w:sz w:val="24"/>
+          <w:szCs w:val="24"/>
+        </w:rPr>
+        <w:t xml:space="preserve"> </w:t>
+      </w:r>
+      <w:r>
+        <w:rPr>
+          <w:rFonts w:ascii="Times New Roman" w:hAnsi="Times New Roman"/>
+          <w:sz w:val="24"/>
+          <w:szCs w:val="24"/>
+        </w:rPr>
+        <w:t>семнадцатого</w:t>
+      </w:r>
+      <w:r>
+        <w:rPr>
+          <w:rFonts w:ascii="Times New Roman" w:hAnsi="Times New Roman"/>
+          <w:sz w:val="24"/>
+          <w:szCs w:val="24"/>
+        </w:rPr>
+        <w:t xml:space="preserve"> года, где откровенная антисоветчина. Ну и последние «Дэ́ус Э́ксы» мимо, там тоже такая чепухотина в лоре прям прописана, уф!..</w:t>
       </w:r>
     </w:p>
     <w:p>
